--- a/hin/docx/025.content.docx
+++ b/hin/docx/025.content.docx
@@ -218,18 +218,13 @@
         </w:rPr>
         <w:t xml:space="preserve"> परमेश्वर की </w:t>
       </w:r>
-      <w:hyperlink r:id="rId13">
-        <w:r>
-          <w:rPr>
-            <w:lang w:val="hi_IN" w:bidi="hi_IN"/>
-          </w:rPr>
-          <w:rPr>
-            <w:color w:val="0000EE"/>
-            <w:u w:val="single"/>
-          </w:rPr>
-          <w:t>स्तुति</w:t>
-        </w:r>
-      </w:hyperlink>
+      <w:r>
+        <w:rPr>
+          <w:b/>
+          <w:lang w:val="hi_IN" w:bidi="hi_IN"/>
+        </w:rPr>
+        <w:t>स्तुति</w:t>
+      </w:r>
       <w:r>
         <w:rPr>
           <w:lang w:val="hi_IN" w:bidi="hi_IN"/>
@@ -238,7 +233,6 @@
       </w:r>
       <w:r>
         <w:rPr>
-          <w:b/>
           <w:lang w:val="hi_IN" w:bidi="hi_IN"/>
         </w:rPr>
         <w:t>यहूदी</w:t>
@@ -249,18 +243,12 @@
         </w:rPr>
         <w:t xml:space="preserve"> लोग आमतौर उन्हें भजन संहिता के अनुरूप बनाते थे। यहूदी लोग जब </w:t>
       </w:r>
-      <w:hyperlink r:id="rId14">
-        <w:r>
-          <w:rPr>
-            <w:lang w:val="hi_IN" w:bidi="hi_IN"/>
-          </w:rPr>
-          <w:rPr>
-            <w:color w:val="0000EE"/>
-            <w:u w:val="single"/>
-          </w:rPr>
-          <w:t>आराधनालय</w:t>
-        </w:r>
-      </w:hyperlink>
+      <w:r>
+        <w:rPr>
+          <w:lang w:val="hi_IN" w:bidi="hi_IN"/>
+        </w:rPr>
+        <w:t>आराधनालय</w:t>
+      </w:r>
       <w:r>
         <w:rPr>
           <w:lang w:val="hi_IN" w:bidi="hi_IN"/>
@@ -269,7 +257,6 @@
       </w:r>
       <w:r>
         <w:rPr>
-          <w:b/>
           <w:lang w:val="hi_IN" w:bidi="hi_IN"/>
         </w:rPr>
         <w:t>चेलों</w:t>
@@ -322,18 +309,13 @@
           <w:lang w:val="hi_IN" w:bidi="hi_IN"/>
         </w:rPr>
       </w:r>
-      <w:hyperlink r:id="rId15">
-        <w:r>
-          <w:rPr>
-            <w:lang w:val="hi_IN" w:bidi="hi_IN"/>
-          </w:rPr>
-          <w:rPr>
-            <w:color w:val="0000EE"/>
-            <w:u w:val="single"/>
-          </w:rPr>
-          <w:t>भविष्यद्वक्ता</w:t>
-        </w:r>
-      </w:hyperlink>
+      <w:r>
+        <w:rPr>
+          <w:b/>
+          <w:lang w:val="hi_IN" w:bidi="hi_IN"/>
+        </w:rPr>
+        <w:t>भविष्यद्वक्ता</w:t>
+      </w:r>
       <w:r>
         <w:rPr>
           <w:lang w:val="hi_IN" w:bidi="hi_IN"/>
@@ -381,72 +363,50 @@
         </w:rPr>
         <w:t xml:space="preserve">भविष्यवाणियों लोगों को आशा और हौसला भी देती थीं। भविष्यद्वक्ताओं ने लोगों को जो संदेश दिया, वह यह था कि परमेश्वर उनकी मदद के लिए एक विशेष </w:t>
       </w:r>
-      <w:hyperlink r:id="rId16">
-        <w:r>
-          <w:rPr>
-            <w:lang w:val="hi_IN" w:bidi="hi_IN"/>
-          </w:rPr>
-          <w:rPr>
-            <w:color w:val="0000EE"/>
-            <w:u w:val="single"/>
-          </w:rPr>
-          <w:t>राजा</w:t>
-        </w:r>
-      </w:hyperlink>
+      <w:r>
+        <w:rPr>
+          <w:lang w:val="hi_IN" w:bidi="hi_IN"/>
+        </w:rPr>
+        <w:t>राजा</w:t>
+      </w:r>
       <w:r>
         <w:rPr>
           <w:lang w:val="hi_IN" w:bidi="hi_IN"/>
         </w:rPr>
         <w:t xml:space="preserve"> और </w:t>
       </w:r>
-      <w:hyperlink r:id="rId17">
-        <w:r>
-          <w:rPr>
-            <w:lang w:val="hi_IN" w:bidi="hi_IN"/>
-          </w:rPr>
-          <w:rPr>
-            <w:color w:val="0000EE"/>
-            <w:u w:val="single"/>
-          </w:rPr>
-          <w:t>उद्धारकर्ता</w:t>
-        </w:r>
-      </w:hyperlink>
+      <w:r>
+        <w:rPr>
+          <w:b/>
+          <w:lang w:val="hi_IN" w:bidi="hi_IN"/>
+        </w:rPr>
+        <w:t>उद्धारकर्ता</w:t>
+      </w:r>
       <w:r>
         <w:rPr>
           <w:lang w:val="hi_IN" w:bidi="hi_IN"/>
         </w:rPr>
         <w:t xml:space="preserve"> को भेजेगा। इस विशेष राजा और उद्धारकर्ता को </w:t>
       </w:r>
-      <w:hyperlink r:id="rId18">
-        <w:r>
-          <w:rPr>
-            <w:lang w:val="hi_IN" w:bidi="hi_IN"/>
-          </w:rPr>
-          <w:rPr>
-            <w:color w:val="0000EE"/>
-            <w:u w:val="single"/>
-          </w:rPr>
-          <w:t>मसीहा</w:t>
-        </w:r>
-      </w:hyperlink>
+      <w:r>
+        <w:rPr>
+          <w:lang w:val="hi_IN" w:bidi="hi_IN"/>
+        </w:rPr>
+        <w:t>मसीहा</w:t>
+      </w:r>
       <w:r>
         <w:rPr>
           <w:lang w:val="hi_IN" w:bidi="hi_IN"/>
         </w:rPr>
         <w:t xml:space="preserve"> कहते है। यीशु के जन्म से सैकड़ों साल पहले भविष्यद्वक्ताओं ने मसीहा के बारे में जो बातें कहीं, वह सब यीशु में पूरा हुआ। उदाहरण के लिए, एक भविष्यवाणी थी कि मसीहा </w:t>
       </w:r>
-      <w:hyperlink r:id="rId19">
-        <w:r>
-          <w:rPr>
-            <w:lang w:val="hi_IN" w:bidi="hi_IN"/>
-          </w:rPr>
-          <w:rPr>
-            <w:color w:val="0000EE"/>
-            <w:u w:val="single"/>
-          </w:rPr>
-          <w:t>बैतलहम</w:t>
-        </w:r>
-      </w:hyperlink>
+      <w:r>
+        <w:rPr>
+          <w:b/>
+          <w:lang w:val="hi_IN" w:bidi="hi_IN"/>
+        </w:rPr>
+        <w:t>बैतलहम</w:t>
+      </w:r>
       <w:r>
         <w:rPr>
           <w:lang w:val="hi_IN" w:bidi="hi_IN"/>
@@ -467,18 +427,12 @@
         </w:rPr>
         <w:t xml:space="preserve">नए नियम में, पौलुस हमें सिखाता है कि </w:t>
       </w:r>
-      <w:hyperlink r:id="rId20">
-        <w:r>
-          <w:rPr>
-            <w:lang w:val="hi_IN" w:bidi="hi_IN"/>
-          </w:rPr>
-          <w:rPr>
-            <w:color w:val="0000EE"/>
-            <w:u w:val="single"/>
-          </w:rPr>
-          <w:t>पवित्र आत्मा</w:t>
-        </w:r>
-      </w:hyperlink>
+      <w:r>
+        <w:rPr>
+          <w:lang w:val="hi_IN" w:bidi="hi_IN"/>
+        </w:rPr>
+        <w:t>पवित्र आत्मा</w:t>
+      </w:r>
       <w:r>
         <w:rPr>
           <w:lang w:val="hi_IN" w:bidi="hi_IN"/>
@@ -498,18 +452,13 @@
         </w:rPr>
         <w:t xml:space="preserve"> को कुछ विशेष ज्ञान या समझ दे सकता है जो </w:t>
       </w:r>
-      <w:hyperlink r:id="rId21">
-        <w:r>
-          <w:rPr>
-            <w:lang w:val="hi_IN" w:bidi="hi_IN"/>
-          </w:rPr>
-          <w:rPr>
-            <w:color w:val="0000EE"/>
-            <w:u w:val="single"/>
-          </w:rPr>
-          <w:t>कलीसिया</w:t>
-        </w:r>
-      </w:hyperlink>
+      <w:r>
+        <w:rPr>
+          <w:b/>
+          <w:lang w:val="hi_IN" w:bidi="hi_IN"/>
+        </w:rPr>
+        <w:t>कलीसिया</w:t>
+      </w:r>
       <w:r>
         <w:rPr>
           <w:lang w:val="hi_IN" w:bidi="hi_IN"/>
@@ -585,54 +534,37 @@
         </w:rPr>
         <w:t xml:space="preserve"> एक ऐसा उपहार या </w:t>
       </w:r>
-      <w:hyperlink r:id="rId22">
-        <w:r>
-          <w:rPr>
-            <w:lang w:val="hi_IN" w:bidi="hi_IN"/>
-          </w:rPr>
-          <w:rPr>
-            <w:color w:val="0000EE"/>
-            <w:u w:val="single"/>
-          </w:rPr>
-          <w:t>बलिदान</w:t>
-        </w:r>
-      </w:hyperlink>
+      <w:r>
+        <w:rPr>
+          <w:lang w:val="hi_IN" w:bidi="hi_IN"/>
+        </w:rPr>
+        <w:t>बलिदान</w:t>
+      </w:r>
       <w:r>
         <w:rPr>
           <w:lang w:val="hi_IN" w:bidi="hi_IN"/>
         </w:rPr>
         <w:t xml:space="preserve"> है जो परमेश्वर को किसी रिवाज के अनुसार चढ़ाया जाता है, आमतौर पर </w:t>
       </w:r>
-      <w:hyperlink r:id="rId23">
-        <w:r>
-          <w:rPr>
-            <w:lang w:val="hi_IN" w:bidi="hi_IN"/>
-          </w:rPr>
-          <w:rPr>
-            <w:color w:val="0000EE"/>
-            <w:u w:val="single"/>
-          </w:rPr>
-          <w:t>मन्दिर</w:t>
-        </w:r>
-      </w:hyperlink>
+      <w:r>
+        <w:rPr>
+          <w:lang w:val="hi_IN" w:bidi="hi_IN"/>
+        </w:rPr>
+        <w:t>मन्दिर</w:t>
+      </w:r>
       <w:r>
         <w:rPr>
           <w:lang w:val="hi_IN" w:bidi="hi_IN"/>
         </w:rPr>
         <w:t xml:space="preserve"> में या किसी विशेष </w:t>
       </w:r>
-      <w:hyperlink r:id="rId24">
-        <w:r>
-          <w:rPr>
-            <w:lang w:val="hi_IN" w:bidi="hi_IN"/>
-          </w:rPr>
-          <w:rPr>
-            <w:color w:val="0000EE"/>
-            <w:u w:val="single"/>
-          </w:rPr>
-          <w:t>वेदी</w:t>
-        </w:r>
-      </w:hyperlink>
+      <w:r>
+        <w:rPr>
+          <w:b/>
+          <w:lang w:val="hi_IN" w:bidi="hi_IN"/>
+        </w:rPr>
+        <w:t>वेदी</w:t>
+      </w:r>
       <w:r>
         <w:rPr>
           <w:lang w:val="hi_IN" w:bidi="hi_IN"/>
@@ -652,36 +584,24 @@
         </w:rPr>
         <w:t xml:space="preserve"> होना या </w:t>
       </w:r>
-      <w:hyperlink r:id="rId25">
-        <w:r>
-          <w:rPr>
-            <w:lang w:val="hi_IN" w:bidi="hi_IN"/>
-          </w:rPr>
-          <w:rPr>
-            <w:color w:val="0000EE"/>
-            <w:u w:val="single"/>
-          </w:rPr>
-          <w:t>पाप</w:t>
-        </w:r>
-      </w:hyperlink>
+      <w:r>
+        <w:rPr>
+          <w:lang w:val="hi_IN" w:bidi="hi_IN"/>
+        </w:rPr>
+        <w:t>पाप</w:t>
+      </w:r>
       <w:r>
         <w:rPr>
           <w:lang w:val="hi_IN" w:bidi="hi_IN"/>
         </w:rPr>
         <w:t xml:space="preserve"> के लिए </w:t>
       </w:r>
-      <w:hyperlink r:id="rId26">
-        <w:r>
-          <w:rPr>
-            <w:lang w:val="hi_IN" w:bidi="hi_IN"/>
-          </w:rPr>
-          <w:rPr>
-            <w:color w:val="0000EE"/>
-            <w:u w:val="single"/>
-          </w:rPr>
-          <w:t>क्षमा</w:t>
-        </w:r>
-      </w:hyperlink>
+      <w:r>
+        <w:rPr>
+          <w:lang w:val="hi_IN" w:bidi="hi_IN"/>
+        </w:rPr>
+        <w:t>क्षमा</w:t>
+      </w:r>
       <w:r>
         <w:rPr>
           <w:lang w:val="hi_IN" w:bidi="hi_IN"/>
